--- a/Files_Николаева П.О/ТЗ_Николаева П.О..docx
+++ b/Files_Николаева П.О/ТЗ_Николаева П.О..docx
@@ -613,6 +613,22 @@
           <w:lang w:val="en-US"/>
         </w:rPr>
         <w:t>Figma</w:t>
+      </w:r>
+      <w:r>
+        <w:rPr>
+          <w:rFonts w:ascii="Times New Roman" w:eastAsia="Calibri" w:hAnsi="Times New Roman"/>
+          <w:color w:val="000000"/>
+          <w:sz w:val="28"/>
+        </w:rPr>
+        <w:t xml:space="preserve"> </w:t>
+      </w:r>
+      <w:r>
+        <w:rPr>
+          <w:rFonts w:ascii="Times New Roman" w:eastAsia="Calibri" w:hAnsi="Times New Roman"/>
+          <w:color w:val="000000"/>
+          <w:sz w:val="28"/>
+        </w:rPr>
+        <w:t>и итоговый сайт</w:t>
       </w:r>
       <w:r>
         <w:rPr>
@@ -1832,9 +1848,11 @@
       <w:r>
         <w:t xml:space="preserve">: </w:t>
       </w:r>
+      <w:proofErr w:type="spellStart"/>
       <w:r>
         <w:t>Armadillo</w:t>
       </w:r>
+      <w:proofErr w:type="spellEnd"/>
       <w:r>
         <w:t xml:space="preserve"> является п</w:t>
       </w:r>
@@ -2080,7 +2098,15 @@
         <w:t>защита аккаунта, взлом аккаунта, двухфакторная аутентификация</w:t>
       </w:r>
       <w:r>
-        <w:t xml:space="preserve">, проверить аккаунт на утечку, настройка 2FA, восстановить аккаунт Steam, </w:t>
+        <w:t xml:space="preserve">, проверить аккаунт на утечку, настройка 2FA, восстановить аккаунт </w:t>
+      </w:r>
+      <w:proofErr w:type="spellStart"/>
+      <w:r>
+        <w:t>Steam</w:t>
+      </w:r>
+      <w:proofErr w:type="spellEnd"/>
+      <w:r>
+        <w:t xml:space="preserve">, </w:t>
       </w:r>
       <w:r>
         <w:t>защита игрового аккаунта от взлома, срочная блокировка аккаунта, персональный аудит безопасности</w:t>
@@ -2248,6 +2274,11 @@
       <w:r>
         <w:t>Палитра желательных цветов сайта приведена на рисунке 1, палитра нежелательных цветов сайта приведена на рисунке 2.</w:t>
       </w:r>
+    </w:p>
+    <w:p>
+      <w:pPr>
+        <w:pStyle w:val="a0"/>
+      </w:pPr>
     </w:p>
     <w:p>
       <w:pPr>
@@ -2541,18 +2572,6 @@
     </w:p>
     <w:p>
       <w:pPr>
-        <w:spacing w:after="0"/>
-        <w:jc w:val="both"/>
-      </w:pPr>
-    </w:p>
-    <w:p>
-      <w:pPr>
-        <w:spacing w:after="0"/>
-        <w:jc w:val="both"/>
-      </w:pPr>
-    </w:p>
-    <w:p>
-      <w:pPr>
         <w:pStyle w:val="1"/>
       </w:pPr>
       <w:bookmarkStart w:id="3" w:name="_Toc211380363"/>
@@ -2572,8 +2591,13 @@
       <w:pPr>
         <w:pStyle w:val="a0"/>
       </w:pPr>
-      <w:r>
-        <w:t>Мудборд к сайту приведен на рисунке 3.</w:t>
+      <w:proofErr w:type="spellStart"/>
+      <w:r>
+        <w:t>Мудборд</w:t>
+      </w:r>
+      <w:proofErr w:type="spellEnd"/>
+      <w:r>
+        <w:t xml:space="preserve"> к сайту приведен на рисунке 3.</w:t>
       </w:r>
       <w:r>
         <w:t xml:space="preserve"> </w:t>
@@ -2679,7 +2703,15 @@
         <w:t>–</w:t>
       </w:r>
       <w:r>
-        <w:t xml:space="preserve"> Мудборд к сайту </w:t>
+        <w:t xml:space="preserve"> </w:t>
+      </w:r>
+      <w:proofErr w:type="spellStart"/>
+      <w:r>
+        <w:t>Мудборд</w:t>
+      </w:r>
+      <w:proofErr w:type="spellEnd"/>
+      <w:r>
+        <w:t xml:space="preserve"> к сайту </w:t>
       </w:r>
     </w:p>
     <w:p>
@@ -2731,6 +2763,7 @@
           <w:numId w:val="27"/>
         </w:numPr>
       </w:pPr>
+      <w:proofErr w:type="spellStart"/>
       <w:r>
         <w:t>Подс</w:t>
       </w:r>
@@ -2741,7 +2774,11 @@
         <w:t>а</w:t>
       </w:r>
       <w:r>
-        <w:t>ница «</w:t>
+        <w:t>ница</w:t>
+      </w:r>
+      <w:proofErr w:type="spellEnd"/>
+      <w:r>
+        <w:t xml:space="preserve"> «</w:t>
       </w:r>
       <w:r>
         <w:t>Проверка на утечки</w:t>
@@ -2758,11 +2795,16 @@
           <w:numId w:val="27"/>
         </w:numPr>
       </w:pPr>
+      <w:proofErr w:type="spellStart"/>
       <w:r>
         <w:t>Подс</w:t>
       </w:r>
       <w:r>
-        <w:t>траница «</w:t>
+        <w:t>траница</w:t>
+      </w:r>
+      <w:proofErr w:type="spellEnd"/>
+      <w:r>
+        <w:t xml:space="preserve"> «</w:t>
       </w:r>
       <w:r>
         <w:t>Настройка 2</w:t>
@@ -2785,11 +2827,16 @@
           <w:numId w:val="27"/>
         </w:numPr>
       </w:pPr>
+      <w:proofErr w:type="spellStart"/>
       <w:r>
         <w:t>Подс</w:t>
       </w:r>
       <w:r>
-        <w:t>траница «</w:t>
+        <w:t>траница</w:t>
+      </w:r>
+      <w:proofErr w:type="spellEnd"/>
+      <w:r>
+        <w:t xml:space="preserve"> «</w:t>
       </w:r>
       <w:r>
         <w:t>Экстренная помощь</w:t>
@@ -3013,7 +3060,15 @@
         <w:pStyle w:val="a0"/>
       </w:pPr>
       <w:r>
-        <w:t xml:space="preserve">В хэдере сайта находится логотип с ссылками на страницы «Экстренная помощь» и «Услуги», чтобы даже при пролистывании пользователю было легко найти самую важную информацию. </w:t>
+        <w:t xml:space="preserve">В </w:t>
+      </w:r>
+      <w:proofErr w:type="spellStart"/>
+      <w:r>
+        <w:t>хэдере</w:t>
+      </w:r>
+      <w:proofErr w:type="spellEnd"/>
+      <w:r>
+        <w:t xml:space="preserve"> сайта находится логотип с ссылками на страницы «Экстренная помощь» и «Услуги», чтобы даже при пролистывании пользователю было легко найти самую важную информацию. </w:t>
       </w:r>
       <w:r>
         <w:t>Ссылка «Экстренная помощь» ведет на соответствующую страницу</w:t>
@@ -3070,7 +3125,15 @@
         <w:t>расположен</w:t>
       </w:r>
       <w:r>
-        <w:t xml:space="preserve"> блок услуг, но с превью в виде карточек и с «Услуги». Здесь же можно по кнопке «Все услуги» перейти в каталог услуг. Сейчас их 3 и они помещаются на главной странице, но это может стать хорошим решением для будущего, когда количество услуг увеличится.</w:t>
+        <w:t xml:space="preserve"> блок услуг, но с превью в виде карточек и с «Услуги». Здесь же можно по кнопке «Все услуги» перейти в каталог услуг. Сейчас их </w:t>
+      </w:r>
+      <w:proofErr w:type="gramStart"/>
+      <w:r>
+        <w:t>3</w:t>
+      </w:r>
+      <w:proofErr w:type="gramEnd"/>
+      <w:r>
+        <w:t xml:space="preserve"> и они помещаются на главной странице, но это может стать хорошим решением для будущего, когда количество услуг увеличится.</w:t>
       </w:r>
       <w:r>
         <w:t xml:space="preserve"> </w:t>
@@ -3146,10 +3209,26 @@
       </w:pPr>
       <w:bookmarkStart w:id="10" w:name="_Hlk210859332"/>
       <w:r>
-        <w:t>Сверху дублируется хэдэр, а снизу футер – это единые элементы, повторяющиеся на всех страницах сайта.</w:t>
-      </w:r>
-      <w:r>
-        <w:t xml:space="preserve"> В хэдэре на логотип прикреплена ссылка, по которой можно вернутся на главную страницу сайта, что является уже сложившимся и привычным пользователю </w:t>
+        <w:t xml:space="preserve">Сверху дублируется </w:t>
+      </w:r>
+      <w:proofErr w:type="spellStart"/>
+      <w:r>
+        <w:t>хэдэр</w:t>
+      </w:r>
+      <w:proofErr w:type="spellEnd"/>
+      <w:r>
+        <w:t>, а снизу футер – это единые элементы, повторяющиеся на всех страницах сайта.</w:t>
+      </w:r>
+      <w:r>
+        <w:t xml:space="preserve"> В </w:t>
+      </w:r>
+      <w:proofErr w:type="spellStart"/>
+      <w:r>
+        <w:t>хэдэре</w:t>
+      </w:r>
+      <w:proofErr w:type="spellEnd"/>
+      <w:r>
+        <w:t xml:space="preserve"> на логотип прикреплена ссылка, по которой можно вернутся на главную страницу сайта, что является уже сложившимся и привычным пользователю </w:t>
       </w:r>
       <w:r>
         <w:rPr>
@@ -3231,10 +3310,26 @@
         <w:pStyle w:val="a0"/>
       </w:pPr>
       <w:r>
-        <w:t>Сверху дублируется хэдэр, а снизу футер – это единые элементы, повторяющиеся на всех страницах сайта.</w:t>
-      </w:r>
-      <w:r>
-        <w:t xml:space="preserve"> В хэдэре на логотип прикреплена ссылка, по которой можно вернутся на главную страницу сайта, что является уже сложившимся и привычным пользователю </w:t>
+        <w:t xml:space="preserve">Сверху дублируется </w:t>
+      </w:r>
+      <w:proofErr w:type="spellStart"/>
+      <w:r>
+        <w:t>хэдэр</w:t>
+      </w:r>
+      <w:proofErr w:type="spellEnd"/>
+      <w:r>
+        <w:t>, а снизу футер – это единые элементы, повторяющиеся на всех страницах сайта.</w:t>
+      </w:r>
+      <w:r>
+        <w:t xml:space="preserve"> В </w:t>
+      </w:r>
+      <w:proofErr w:type="spellStart"/>
+      <w:r>
+        <w:t>хэдэре</w:t>
+      </w:r>
+      <w:proofErr w:type="spellEnd"/>
+      <w:r>
+        <w:t xml:space="preserve"> на логотип прикреплена ссылка, по которой можно вернутся на главную страницу сайта, что является уже сложившимся и привычным пользователю </w:t>
       </w:r>
       <w:r>
         <w:rPr>
@@ -3322,19 +3417,32 @@
         <w:pStyle w:val="a0"/>
       </w:pPr>
       <w:r>
-        <w:t>Сверху дублируется хэдэр, а снизу футер – это единые элементы, повторяющиеся на всех страницах сайта.</w:t>
-      </w:r>
-      <w:r>
-        <w:t xml:space="preserve"> В хэдэре на логотип прикреплена ссылка, по которой можно вернутся на главную страницу сайта, что является уже сложившимся и привычным пользователю </w:t>
+        <w:t xml:space="preserve">Сверху дублируется </w:t>
+      </w:r>
+      <w:proofErr w:type="spellStart"/>
+      <w:r>
+        <w:t>хэдэр</w:t>
+      </w:r>
+      <w:proofErr w:type="spellEnd"/>
+      <w:r>
+        <w:t>, а снизу футер – это единые элементы, повторяющиеся на всех страницах сайта.</w:t>
+      </w:r>
+      <w:r>
+        <w:t xml:space="preserve"> В </w:t>
+      </w:r>
+      <w:proofErr w:type="spellStart"/>
+      <w:r>
+        <w:t>хэдэре</w:t>
+      </w:r>
+      <w:proofErr w:type="spellEnd"/>
+      <w:r>
+        <w:t xml:space="preserve"> на логотип прикреплена ссылка, по которой можно вернутся на главную страницу сайта, что является уже сложившимся и привычным пользователю </w:t>
       </w:r>
       <w:r>
         <w:rPr>
           <w:lang w:val="en-US"/>
         </w:rPr>
-        <w:t>UX</w:t>
-      </w:r>
-      <w:r>
-        <w:t>-</w:t>
+        <w:t>UX-</w:t>
       </w:r>
       <w:r>
         <w:t>паттерном.</w:t>
@@ -3348,10 +3456,26 @@
         <w:t>Эта страница успешной заявки, необходимая для отображения статуса системы – она необходима, чтобы пользователь понял отклик сайта на его действия. После заголовка «Ваш запрос принят в работу»</w:t>
       </w:r>
       <w:r>
-        <w:t xml:space="preserve"> пользователя уведомляют, что с ним скоро свяжется специалист. Помимо этого есть кнопка «К другим услугам».</w:t>
-      </w:r>
-      <w:r>
-        <w:t xml:space="preserve"> Отображается и номер тикета – для того, чтобы сотрудник поддержки смог идентифицировать клиента.</w:t>
+        <w:t xml:space="preserve"> пользователя уведомляют, что с ним скоро свяжется специалист. </w:t>
+      </w:r>
+      <w:proofErr w:type="gramStart"/>
+      <w:r>
+        <w:t>Помимо этого</w:t>
+      </w:r>
+      <w:proofErr w:type="gramEnd"/>
+      <w:r>
+        <w:t xml:space="preserve"> есть кнопка «К другим услугам».</w:t>
+      </w:r>
+      <w:r>
+        <w:t xml:space="preserve"> Отображается и номер </w:t>
+      </w:r>
+      <w:proofErr w:type="spellStart"/>
+      <w:r>
+        <w:t>тикета</w:t>
+      </w:r>
+      <w:proofErr w:type="spellEnd"/>
+      <w:r>
+        <w:t xml:space="preserve"> – для того, чтобы сотрудник поддержки смог идентифицировать клиента.</w:t>
       </w:r>
     </w:p>
     <w:p>
@@ -3410,10 +3534,26 @@
         <w:pStyle w:val="a0"/>
       </w:pPr>
       <w:r>
-        <w:t>Сверху дублируется хэдэр, а снизу футер – это единые элементы, повторяющиеся на всех страницах сайта.</w:t>
-      </w:r>
-      <w:r>
-        <w:t xml:space="preserve"> В хэдэре на логотип прикреплена ссылка, по которой можно вернутся на главную страницу сайта, что является уже сложившимся и привычным пользователю </w:t>
+        <w:t xml:space="preserve">Сверху дублируется </w:t>
+      </w:r>
+      <w:proofErr w:type="spellStart"/>
+      <w:r>
+        <w:t>хэдэр</w:t>
+      </w:r>
+      <w:proofErr w:type="spellEnd"/>
+      <w:r>
+        <w:t>, а снизу футер – это единые элементы, повторяющиеся на всех страницах сайта.</w:t>
+      </w:r>
+      <w:r>
+        <w:t xml:space="preserve"> В </w:t>
+      </w:r>
+      <w:proofErr w:type="spellStart"/>
+      <w:r>
+        <w:t>хэдэре</w:t>
+      </w:r>
+      <w:proofErr w:type="spellEnd"/>
+      <w:r>
+        <w:t xml:space="preserve"> на логотип прикреплена ссылка, по которой можно вернутся на главную страницу сайта, что является уже сложившимся и привычным пользователю </w:t>
       </w:r>
       <w:r>
         <w:rPr>
@@ -3519,10 +3659,26 @@
         <w:pStyle w:val="a0"/>
       </w:pPr>
       <w:r>
-        <w:t>Сверху дублируется хэдэр, а снизу футер – это единые элементы, повторяющиеся на всех страницах сайта.</w:t>
-      </w:r>
-      <w:r>
-        <w:t xml:space="preserve"> В хэдэре на логотип прикреплена ссылка, по которой можно вернутся на главную страницу сайта, что является уже сложившимся и привычным пользователю </w:t>
+        <w:t xml:space="preserve">Сверху дублируется </w:t>
+      </w:r>
+      <w:proofErr w:type="spellStart"/>
+      <w:r>
+        <w:t>хэдэр</w:t>
+      </w:r>
+      <w:proofErr w:type="spellEnd"/>
+      <w:r>
+        <w:t>, а снизу футер – это единые элементы, повторяющиеся на всех страницах сайта.</w:t>
+      </w:r>
+      <w:r>
+        <w:t xml:space="preserve"> В </w:t>
+      </w:r>
+      <w:proofErr w:type="spellStart"/>
+      <w:r>
+        <w:t>хэдэре</w:t>
+      </w:r>
+      <w:proofErr w:type="spellEnd"/>
+      <w:r>
+        <w:t xml:space="preserve"> на логотип прикреплена ссылка, по которой можно вернутся на главную страницу сайта, что является уже сложившимся и привычным пользователю </w:t>
       </w:r>
       <w:r>
         <w:rPr>
